--- a/fuentes/CFA1_33110233_DU.docx
+++ b/fuentes/CFA1_33110233_DU.docx
@@ -1,6 +1,6 @@
 
 <file path=word/document.xml><?xml version="1.0" encoding="utf-8"?>
-<w:document xmlns:wpc="http://schemas.microsoft.com/office/word/2010/wordprocessingCanvas" xmlns:cx="http://schemas.microsoft.com/office/drawing/2014/chartex" xmlns:cx1="http://schemas.microsoft.com/office/drawing/2015/9/8/chartex" xmlns:cx2="http://schemas.microsoft.com/office/drawing/2015/10/21/chartex" xmlns:cx3="http://schemas.microsoft.com/office/drawing/2016/5/9/chartex" xmlns:cx4="http://schemas.microsoft.com/office/drawing/2016/5/10/chartex" xmlns:cx5="http://schemas.microsoft.com/office/drawing/2016/5/11/chartex" xmlns:cx6="http://schemas.microsoft.com/office/drawing/2016/5/12/chartex" xmlns:cx7="http://schemas.microsoft.com/office/drawing/2016/5/13/chartex" xmlns:cx8="http://schemas.microsoft.com/office/drawing/2016/5/14/chartex" xmlns:mc="http://schemas.openxmlformats.org/markup-compatibility/2006" xmlns:aink="http://schemas.microsoft.com/office/drawing/2016/ink" xmlns:am3d="http://schemas.microsoft.com/office/drawing/2017/model3d" xmlns:o="urn:schemas-microsoft-com:office:office" xmlns:r="http://schemas.openxmlformats.org/officeDocument/2006/relationships" xmlns:m="http://schemas.openxmlformats.org/officeDocument/2006/math" xmlns:v="urn:schemas-microsoft-com:vml" xmlns:wp14="http://schemas.microsoft.com/office/word/2010/wordprocessingDrawing" xmlns:wp="http://schemas.openxmlformats.org/drawingml/2006/wordprocessingDrawing" xmlns:w10="urn:schemas-microsoft-com:office:word" xmlns:w="http://schemas.openxmlformats.org/wordprocessingml/2006/main" xmlns:w14="http://schemas.microsoft.com/office/word/2010/wordml" xmlns:w15="http://schemas.microsoft.com/office/word/2012/wordml" xmlns:w16cid="http://schemas.microsoft.com/office/word/2016/wordml/cid" xmlns:w16se="http://schemas.microsoft.com/office/word/2015/wordml/symex" xmlns:wpg="http://schemas.microsoft.com/office/word/2010/wordprocessingGroup" xmlns:wpi="http://schemas.microsoft.com/office/word/2010/wordprocessingInk" xmlns:wne="http://schemas.microsoft.com/office/word/2006/wordml" xmlns:wps="http://schemas.microsoft.com/office/word/2010/wordprocessingShape" mc:Ignorable="w14 w15 w16se w16cid wp14">
+<w:document xmlns:wpc="http://schemas.microsoft.com/office/word/2010/wordprocessingCanvas" xmlns:cx="http://schemas.microsoft.com/office/drawing/2014/chartex" xmlns:cx1="http://schemas.microsoft.com/office/drawing/2015/9/8/chartex" xmlns:cx2="http://schemas.microsoft.com/office/drawing/2015/10/21/chartex" xmlns:cx3="http://schemas.microsoft.com/office/drawing/2016/5/9/chartex" xmlns:cx4="http://schemas.microsoft.com/office/drawing/2016/5/10/chartex" xmlns:cx5="http://schemas.microsoft.com/office/drawing/2016/5/11/chartex" xmlns:cx6="http://schemas.microsoft.com/office/drawing/2016/5/12/chartex" xmlns:cx7="http://schemas.microsoft.com/office/drawing/2016/5/13/chartex" xmlns:cx8="http://schemas.microsoft.com/office/drawing/2016/5/14/chartex" xmlns:mc="http://schemas.openxmlformats.org/markup-compatibility/2006" xmlns:aink="http://schemas.microsoft.com/office/drawing/2016/ink" xmlns:am3d="http://schemas.microsoft.com/office/drawing/2017/model3d" xmlns:o="urn:schemas-microsoft-com:office:office" xmlns:r="http://schemas.openxmlformats.org/officeDocument/2006/relationships" xmlns:m="http://schemas.openxmlformats.org/officeDocument/2006/math" xmlns:v="urn:schemas-microsoft-com:vml" xmlns:wp14="http://schemas.microsoft.com/office/word/2010/wordprocessingDrawing" xmlns:wp="http://schemas.openxmlformats.org/drawingml/2006/wordprocessingDrawing" xmlns:w10="urn:schemas-microsoft-com:office:word" xmlns:w="http://schemas.openxmlformats.org/wordprocessingml/2006/main" xmlns:w14="http://schemas.microsoft.com/office/word/2010/wordml" xmlns:w15="http://schemas.microsoft.com/office/word/2012/wordml" xmlns:w16cex="http://schemas.microsoft.com/office/word/2018/wordml/cex" xmlns:w16cid="http://schemas.microsoft.com/office/word/2016/wordml/cid" xmlns:w16="http://schemas.microsoft.com/office/word/2018/wordml" xmlns:w16se="http://schemas.microsoft.com/office/word/2015/wordml/symex" xmlns:wpg="http://schemas.microsoft.com/office/word/2010/wordprocessingGroup" xmlns:wpi="http://schemas.microsoft.com/office/word/2010/wordprocessingInk" xmlns:wne="http://schemas.microsoft.com/office/word/2006/wordml" xmlns:wps="http://schemas.microsoft.com/office/word/2010/wordprocessingShape" mc:Ignorable="w14 w15 w16se w16cid w16 w16cex wp14">
   <w:body>
     <w:p>
       <w:r>
@@ -40,7 +40,7 @@
                     </pic:cNvPicPr>
                   </pic:nvPicPr>
                   <pic:blipFill>
-                    <a:blip r:embed="rId8">
+                    <a:blip r:embed="rId11">
                       <a:extLst>
                         <a:ext uri="{28A0092B-C50C-407E-A947-70E740481C1C}">
                           <a14:useLocalDpi xmlns:a14="http://schemas.microsoft.com/office/drawing/2010/main" val="0"/>
@@ -213,7 +213,7 @@
               </wp:anchor>
             </w:drawing>
           </mc:Choice>
-          <mc:Fallback xmlns:w16cex="http://schemas.microsoft.com/office/word/2018/wordml/cex" xmlns:w16="http://schemas.microsoft.com/office/word/2018/wordml" xmlns:w16sdtdh="http://schemas.microsoft.com/office/word/2020/wordml/sdtdatahash">
+          <mc:Fallback xmlns:w16sdtdh="http://schemas.microsoft.com/office/word/2020/wordml/sdtdatahash">
             <w:pict>
               <v:rect w14:anchorId="5C6229C9" id="Rectángulo 4" o:spid="_x0000_s1026" style="position:absolute;margin-left:-55.7pt;margin-top:29pt;width:613.85pt;height:204pt;z-index:-251659776;visibility:visible;mso-wrap-style:square;mso-width-percent:0;mso-height-percent:0;mso-wrap-distance-left:9pt;mso-wrap-distance-top:0;mso-wrap-distance-right:9pt;mso-wrap-distance-bottom:0;mso-position-horizontal:absolute;mso-position-horizontal-relative:text;mso-position-vertical:absolute;mso-position-vertical-relative:text;mso-width-percent:0;mso-height-percent:0;mso-width-relative:page;mso-height-relative:margin;v-text-anchor:middle" o:gfxdata="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" fillcolor="#00314d" stroked="f" strokeweight="1pt"/>
             </w:pict>
@@ -318,7 +318,7 @@
                 <v:stroke joinstyle="miter"/>
                 <v:path gradientshapeok="t" o:connecttype="rect"/>
               </v:shapetype>
-              <v:shape id="Cuadro de texto 2" o:spid="_x0000_s1026" type="#_x0000_t202" style="position:absolute;left:0;text-align:left;margin-left:-20.7pt;margin-top:22pt;width:488.95pt;height:146.25pt;z-index:251657728;visibility:visible;mso-wrap-style:square;mso-width-percent:0;mso-height-percent:0;mso-wrap-distance-left:9pt;mso-wrap-distance-top:3.6pt;mso-wrap-distance-right:9pt;mso-wrap-distance-bottom:3.6pt;mso-position-horizontal:absolute;mso-position-horizontal-relative:text;mso-position-vertical:absolute;mso-position-vertical-relative:text;mso-width-percent:0;mso-height-percent:0;mso-width-relative:margin;mso-height-relative:margin;v-text-anchor:top" o:gfxdata="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" filled="f" stroked="f">
+              <v:shape id="Cuadro de texto 2" o:spid="_x0000_s1026" type="#_x0000_t202" alt="&quot;&quot;" style="position:absolute;left:0;text-align:left;margin-left:-20.7pt;margin-top:22pt;width:488.95pt;height:146.25pt;z-index:251657728;visibility:visible;mso-wrap-style:square;mso-width-percent:0;mso-height-percent:0;mso-wrap-distance-left:9pt;mso-wrap-distance-top:3.6pt;mso-wrap-distance-right:9pt;mso-wrap-distance-bottom:3.6pt;mso-position-horizontal:absolute;mso-position-horizontal-relative:text;mso-position-vertical:absolute;mso-position-vertical-relative:text;mso-width-percent:0;mso-height-percent:0;mso-width-relative:margin;mso-height-relative:margin;v-text-anchor:top" o:gfxdata="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" filled="f" stroked="f">
                 <v:textbox>
                   <w:txbxContent>
                     <w:p>
@@ -3183,7 +3183,7 @@
             <w:noProof/>
             <w:webHidden/>
           </w:rPr>
-          <w:t>66</w:t>
+          <w:t>65</w:t>
         </w:r>
         <w:r>
           <w:rPr>
@@ -3256,7 +3256,7 @@
             <w:noProof/>
             <w:webHidden/>
           </w:rPr>
-          <w:t>69</w:t>
+          <w:t>68</w:t>
         </w:r>
         <w:r>
           <w:rPr>
@@ -3328,7 +3328,7 @@
             <w:noProof/>
             <w:webHidden/>
           </w:rPr>
-          <w:t>71</w:t>
+          <w:t>70</w:t>
         </w:r>
         <w:r>
           <w:rPr>
@@ -3458,7 +3458,7 @@
                     </pic:cNvPicPr>
                   </pic:nvPicPr>
                   <pic:blipFill>
-                    <a:blip r:embed="rId9">
+                    <a:blip r:embed="rId12">
                       <a:extLst>
                         <a:ext uri="{28A0092B-C50C-407E-A947-70E740481C1C}">
                           <a14:useLocalDpi xmlns:a14="http://schemas.microsoft.com/office/drawing/2010/main" val="0"/>
@@ -12403,8 +12403,6 @@
         </w:rPr>
         <w:t xml:space="preserve"> II</w:t>
       </w:r>
-      <w:bookmarkStart w:id="30" w:name="_GoBack"/>
-      <w:bookmarkEnd w:id="30"/>
     </w:p>
     <w:p>
       <w:pPr>
@@ -12771,11 +12769,11 @@
       <w:pPr>
         <w:pStyle w:val="Ttulo2"/>
       </w:pPr>
-      <w:bookmarkStart w:id="31" w:name="_Toc224566635"/>
+      <w:bookmarkStart w:id="30" w:name="_Toc224566635"/>
       <w:r>
         <w:t>Cadena de custodia</w:t>
       </w:r>
-      <w:bookmarkEnd w:id="31"/>
+      <w:bookmarkEnd w:id="30"/>
     </w:p>
     <w:p>
       <w:pPr>
@@ -13208,12 +13206,12 @@
       <w:pPr>
         <w:pStyle w:val="Ttulo1"/>
       </w:pPr>
-      <w:bookmarkStart w:id="32" w:name="_Toc224566636"/>
+      <w:bookmarkStart w:id="31" w:name="_Toc224566636"/>
       <w:r>
         <w:lastRenderedPageBreak/>
         <w:t>Bioseguridad y preparación</w:t>
       </w:r>
-      <w:bookmarkEnd w:id="32"/>
+      <w:bookmarkEnd w:id="31"/>
       <w:r>
         <w:t xml:space="preserve"> </w:t>
       </w:r>
@@ -13307,18 +13305,18 @@
           <w:lang w:eastAsia="es-CO"/>
         </w:rPr>
       </w:pPr>
-      <w:bookmarkStart w:id="33" w:name="_Toc224566637"/>
+      <w:bookmarkStart w:id="32" w:name="_Toc224566637"/>
+      <w:bookmarkEnd w:id="32"/>
+    </w:p>
+    <w:p>
+      <w:pPr>
+        <w:pStyle w:val="Ttulo2"/>
+      </w:pPr>
+      <w:bookmarkStart w:id="33" w:name="_Toc224566638"/>
+      <w:r>
+        <w:t>Principios y técnica aséptica</w:t>
+      </w:r>
       <w:bookmarkEnd w:id="33"/>
-    </w:p>
-    <w:p>
-      <w:pPr>
-        <w:pStyle w:val="Ttulo2"/>
-      </w:pPr>
-      <w:bookmarkStart w:id="34" w:name="_Toc224566638"/>
-      <w:r>
-        <w:t>Principios y técnica aséptica</w:t>
-      </w:r>
-      <w:bookmarkEnd w:id="34"/>
     </w:p>
     <w:p>
       <w:pPr>
@@ -13518,21 +13516,7 @@
               <w:rPr>
                 <w:lang w:eastAsia="es-CO"/>
               </w:rPr>
-              <w:t xml:space="preserve">Título del </w:t>
-            </w:r>
-            <w:proofErr w:type="spellStart"/>
-            <w:r>
-              <w:rPr>
-                <w:lang w:eastAsia="es-CO"/>
-              </w:rPr>
-              <w:t>pódcast</w:t>
-            </w:r>
-            <w:proofErr w:type="spellEnd"/>
-            <w:r>
-              <w:rPr>
-                <w:lang w:eastAsia="es-CO"/>
-              </w:rPr>
-              <w:t>:</w:t>
+              <w:t>Título del pódcast:</w:t>
             </w:r>
             <w:r>
               <w:rPr>
@@ -13923,11 +13907,11 @@
       <w:pPr>
         <w:pStyle w:val="Ttulo2"/>
       </w:pPr>
-      <w:bookmarkStart w:id="35" w:name="_Toc224566639"/>
+      <w:bookmarkStart w:id="34" w:name="_Toc224566639"/>
       <w:r>
         <w:t>Métodos de barrera</w:t>
       </w:r>
-      <w:bookmarkEnd w:id="35"/>
+      <w:bookmarkEnd w:id="34"/>
     </w:p>
     <w:p>
       <w:pPr>
@@ -14086,11 +14070,11 @@
       <w:pPr>
         <w:pStyle w:val="Ttulo2"/>
       </w:pPr>
-      <w:bookmarkStart w:id="36" w:name="_Toc224566640"/>
+      <w:bookmarkStart w:id="35" w:name="_Toc224566640"/>
       <w:r>
         <w:t>Botiquín de primeros auxilios y preparación de insumos</w:t>
       </w:r>
-      <w:bookmarkEnd w:id="36"/>
+      <w:bookmarkEnd w:id="35"/>
     </w:p>
     <w:p>
       <w:pPr>
@@ -14526,12 +14510,12 @@
       <w:pPr>
         <w:pStyle w:val="Titulosgenerales"/>
       </w:pPr>
-      <w:bookmarkStart w:id="37" w:name="_Toc224566641"/>
+      <w:bookmarkStart w:id="36" w:name="_Toc224566641"/>
       <w:r>
         <w:lastRenderedPageBreak/>
         <w:t>Síntesis</w:t>
       </w:r>
-      <w:bookmarkEnd w:id="37"/>
+      <w:bookmarkEnd w:id="36"/>
     </w:p>
     <w:p>
       <w:pPr>
@@ -14569,7 +14553,6 @@
         <w:rPr>
           <w:noProof/>
         </w:rPr>
-        <w:lastRenderedPageBreak/>
         <mc:AlternateContent>
           <mc:Choice Requires="wps">
             <w:drawing>
@@ -14640,13 +14623,18 @@
       <w:r>
         <w:rPr>
           <w:noProof/>
+        </w:rPr>
+        <w:t xml:space="preserve"> </w:t>
+      </w:r>
+      <w:r>
+        <w:rPr>
           <w:lang w:eastAsia="es-CO"/>
         </w:rPr>
         <w:drawing>
-          <wp:inline distT="0" distB="0" distL="0" distR="0" wp14:anchorId="06D25E9B" wp14:editId="3FC46112">
-            <wp:extent cx="6539649" cy="3870621"/>
+          <wp:inline distT="0" distB="0" distL="0" distR="0" wp14:anchorId="6F130013" wp14:editId="66B1FB06">
+            <wp:extent cx="6086475" cy="3698760"/>
             <wp:effectExtent l="0" t="0" r="0" b="0"/>
-            <wp:docPr id="196" name="Imagen 196" descr="En la síntesis se presenta un esquema de los contenidos del componente formativo, en el que se describen los fundamentos de los primeros auxilios, el marco normativo, el sistema de emergencias, la gestión del riesgo, el aseguramiento del escenario, la clasificación y custodia, y la bioseguridad y preparación. El mapa conceptual evidencia la relación jerárquica y funcional entre estos elementos, exponiendo cómo cada tema se articula para orientar una actuación segura, responsable y técnicamente fundamentada del primer respondiente."/>
+            <wp:docPr id="11" name="Imagen 11" descr="En la síntesis se presenta un esquema de los contenidos del componente formativo, en el que se describen los fundamentos de los primeros auxilios, el marco normativo, el sistema de emergencias, la gestión del riesgo, el aseguramiento del escenario, la clasificación y custodia, y la bioseguridad y preparación. El mapa conceptual evidencia la relación jerárquica y funcional entre estos elementos, exponiendo cómo cada tema se articula para orientar una actuación segura, responsable y técnicamente fundamentada del primer respondiente."/>
             <wp:cNvGraphicFramePr>
               <a:graphicFrameLocks xmlns:a="http://schemas.openxmlformats.org/drawingml/2006/main" noChangeAspect="1"/>
             </wp:cNvGraphicFramePr>
@@ -14654,33 +14642,23 @@
               <a:graphicData uri="http://schemas.openxmlformats.org/drawingml/2006/picture">
                 <pic:pic xmlns:pic="http://schemas.openxmlformats.org/drawingml/2006/picture">
                   <pic:nvPicPr>
-                    <pic:cNvPr id="0" name="Picture 3"/>
-                    <pic:cNvPicPr>
-                      <a:picLocks noChangeAspect="1" noChangeArrowheads="1"/>
-                    </pic:cNvPicPr>
+                    <pic:cNvPr id="11" name="Imagen 11" descr="En la síntesis se presenta un esquema de los contenidos del componente formativo, en el que se describen los fundamentos de los primeros auxilios, el marco normativo, el sistema de emergencias, la gestión del riesgo, el aseguramiento del escenario, la clasificación y custodia, y la bioseguridad y preparación. El mapa conceptual evidencia la relación jerárquica y funcional entre estos elementos, exponiendo cómo cada tema se articula para orientar una actuación segura, responsable y técnicamente fundamentada del primer respondiente."/>
+                    <pic:cNvPicPr/>
                   </pic:nvPicPr>
                   <pic:blipFill>
-                    <a:blip r:embed="rId10">
-                      <a:extLst>
-                        <a:ext uri="{28A0092B-C50C-407E-A947-70E740481C1C}">
-                          <a14:useLocalDpi xmlns:a14="http://schemas.microsoft.com/office/drawing/2010/main" val="0"/>
-                        </a:ext>
-                      </a:extLst>
-                    </a:blip>
-                    <a:srcRect/>
+                    <a:blip r:embed="rId13"/>
                     <a:stretch>
                       <a:fillRect/>
                     </a:stretch>
                   </pic:blipFill>
-                  <pic:spPr bwMode="auto">
+                  <pic:spPr>
                     <a:xfrm>
                       <a:off x="0" y="0"/>
-                      <a:ext cx="6574548" cy="3891277"/>
+                      <a:ext cx="6088307" cy="3699873"/>
                     </a:xfrm>
                     <a:prstGeom prst="rect">
                       <a:avLst/>
                     </a:prstGeom>
-                    <a:noFill/>
                   </pic:spPr>
                 </pic:pic>
               </a:graphicData>
@@ -14691,39 +14669,16 @@
     </w:p>
     <w:p>
       <w:pPr>
-        <w:rPr>
-          <w:lang w:eastAsia="es-CO"/>
-        </w:rPr>
-      </w:pPr>
-    </w:p>
-    <w:p>
-      <w:pPr>
-        <w:rPr>
-          <w:lang w:eastAsia="es-CO"/>
-        </w:rPr>
-      </w:pPr>
-    </w:p>
-    <w:p>
-      <w:pPr>
-        <w:spacing w:before="0" w:after="160" w:line="259" w:lineRule="auto"/>
-        <w:ind w:firstLine="0"/>
-        <w:rPr>
-          <w:lang w:eastAsia="es-CO"/>
-        </w:rPr>
-      </w:pPr>
-    </w:p>
-    <w:p>
-      <w:pPr>
         <w:pStyle w:val="Titulosgenerales"/>
       </w:pPr>
-      <w:bookmarkStart w:id="38" w:name="_Toc176443725"/>
-      <w:bookmarkStart w:id="39" w:name="_Toc224566642"/>
+      <w:bookmarkStart w:id="37" w:name="_Toc176443725"/>
+      <w:bookmarkStart w:id="38" w:name="_Toc224566642"/>
       <w:r>
         <w:lastRenderedPageBreak/>
         <w:t>Glosario</w:t>
       </w:r>
+      <w:bookmarkEnd w:id="37"/>
       <w:bookmarkEnd w:id="38"/>
-      <w:bookmarkEnd w:id="39"/>
     </w:p>
     <w:p>
       <w:pPr>
@@ -15102,8 +15057,8 @@
           <w:lang w:val="es-MX"/>
         </w:rPr>
       </w:pPr>
-      <w:bookmarkStart w:id="40" w:name="_Toc176443726"/>
-      <w:bookmarkStart w:id="41" w:name="_Toc224566643"/>
+      <w:bookmarkStart w:id="39" w:name="_Toc176443726"/>
+      <w:bookmarkStart w:id="40" w:name="_Toc224566643"/>
       <w:r>
         <w:rPr>
           <w:lang w:val="es-MX"/>
@@ -15111,8 +15066,8 @@
         <w:lastRenderedPageBreak/>
         <w:t>Referencias bibliográficas</w:t>
       </w:r>
+      <w:bookmarkEnd w:id="39"/>
       <w:bookmarkEnd w:id="40"/>
-      <w:bookmarkEnd w:id="41"/>
     </w:p>
     <w:p>
       <w:pPr>
@@ -15154,7 +15109,7 @@
         </w:rPr>
         <w:t xml:space="preserve">. </w:t>
       </w:r>
-      <w:hyperlink r:id="rId11" w:history="1">
+      <w:hyperlink r:id="rId14" w:history="1">
         <w:r>
           <w:rPr>
             <w:rStyle w:val="Hipervnculo"/>
@@ -15273,7 +15228,7 @@
         </w:rPr>
         <w:t xml:space="preserve">Congreso de la República de Colombia. (2000). Ley 599 de 2000: Por la cual se expide el Código Penal. </w:t>
       </w:r>
-      <w:hyperlink r:id="rId12" w:history="1">
+      <w:hyperlink r:id="rId15" w:history="1">
         <w:r>
           <w:rPr>
             <w:rStyle w:val="Hipervnculo"/>
@@ -15295,7 +15250,7 @@
         </w:rPr>
         <w:t xml:space="preserve">Congreso de la República de Colombia. (2012). Ley 1523 de 2012: Por la cual se adopta la política nacional de gestión del riesgo de desastres y se establece el Sistema Nacional de Gestión del Riesgo de Desastres. </w:t>
       </w:r>
-      <w:hyperlink r:id="rId13" w:history="1">
+      <w:hyperlink r:id="rId16" w:history="1">
         <w:r>
           <w:rPr>
             <w:rStyle w:val="Hipervnculo"/>
@@ -15317,7 +15272,7 @@
         </w:rPr>
         <w:t xml:space="preserve">Consejo Colombiano de Seguridad. (2024). Primeros auxilios en accidentes de tránsito, ¿cómo actuar correctamente? </w:t>
       </w:r>
-      <w:hyperlink r:id="rId14" w:history="1">
+      <w:hyperlink r:id="rId17" w:history="1">
         <w:r>
           <w:rPr>
             <w:rStyle w:val="Hipervnculo"/>
@@ -15346,7 +15301,7 @@
           <w:lang w:val="es-MX" w:eastAsia="es-CO"/>
         </w:rPr>
       </w:pPr>
-      <w:hyperlink r:id="rId15" w:history="1">
+      <w:hyperlink r:id="rId18" w:history="1">
         <w:r>
           <w:rPr>
             <w:rStyle w:val="Hipervnculo"/>
@@ -15381,7 +15336,7 @@
         </w:rPr>
         <w:t xml:space="preserve">Ministerio de Salud y Protección Social. (s. f.). Aseguramiento al sistema general de salud. </w:t>
       </w:r>
-      <w:hyperlink r:id="rId16" w:history="1">
+      <w:hyperlink r:id="rId19" w:history="1">
         <w:r>
           <w:rPr>
             <w:rStyle w:val="Hipervnculo"/>
@@ -15418,7 +15373,7 @@
         </w:rPr>
         <w:t xml:space="preserve">. </w:t>
       </w:r>
-      <w:hyperlink r:id="rId17" w:history="1">
+      <w:hyperlink r:id="rId20" w:history="1">
         <w:r>
           <w:rPr>
             <w:rStyle w:val="Hipervnculo"/>
@@ -15440,7 +15395,7 @@
         </w:rPr>
         <w:t xml:space="preserve"> Ministerio de Salud y Protección Social. (s.f.). Sistema de Emergencias Médicas (SEM). </w:t>
       </w:r>
-      <w:hyperlink r:id="rId18" w:history="1">
+      <w:hyperlink r:id="rId21" w:history="1">
         <w:r>
           <w:rPr>
             <w:rStyle w:val="Hipervnculo"/>
@@ -15539,7 +15494,7 @@
           <w:lang w:val="es-MX" w:eastAsia="es-CO"/>
         </w:rPr>
       </w:pPr>
-      <w:hyperlink r:id="rId19" w:history="1">
+      <w:hyperlink r:id="rId22" w:history="1">
         <w:r>
           <w:rPr>
             <w:rStyle w:val="Hipervnculo"/>
@@ -15652,7 +15607,7 @@
           <w:lang w:val="es-MX" w:eastAsia="es-CO"/>
         </w:rPr>
       </w:pPr>
-      <w:hyperlink r:id="rId20" w:history="1">
+      <w:hyperlink r:id="rId23" w:history="1">
         <w:r>
           <w:rPr>
             <w:rStyle w:val="Hipervnculo"/>
@@ -15722,14 +15677,14 @@
       <w:pPr>
         <w:pStyle w:val="Titulosgenerales"/>
       </w:pPr>
-      <w:bookmarkStart w:id="42" w:name="_Toc176443727"/>
-      <w:bookmarkStart w:id="43" w:name="_Toc224566644"/>
+      <w:bookmarkStart w:id="41" w:name="_Toc176443727"/>
+      <w:bookmarkStart w:id="42" w:name="_Toc224566644"/>
       <w:r>
         <w:lastRenderedPageBreak/>
         <w:t>Créditos</w:t>
       </w:r>
+      <w:bookmarkEnd w:id="41"/>
       <w:bookmarkEnd w:id="42"/>
-      <w:bookmarkEnd w:id="43"/>
     </w:p>
     <w:tbl>
       <w:tblPr>
@@ -16500,8 +16455,8 @@
       </w:pPr>
     </w:p>
     <w:sectPr>
-      <w:headerReference w:type="default" r:id="rId21"/>
-      <w:footerReference w:type="default" r:id="rId22"/>
+      <w:headerReference w:type="default" r:id="rId24"/>
+      <w:footerReference w:type="default" r:id="rId25"/>
       <w:pgSz w:w="12240" w:h="15840"/>
       <w:pgMar w:top="1701" w:right="1134" w:bottom="1134" w:left="1134" w:header="709" w:footer="737" w:gutter="0"/>
       <w:pgNumType w:start="1"/>
@@ -16513,7 +16468,7 @@
 </file>
 
 <file path=word/endnotes.xml><?xml version="1.0" encoding="utf-8"?>
-<w:endnotes xmlns:wpc="http://schemas.microsoft.com/office/word/2010/wordprocessingCanvas" xmlns:cx="http://schemas.microsoft.com/office/drawing/2014/chartex" xmlns:cx1="http://schemas.microsoft.com/office/drawing/2015/9/8/chartex" xmlns:cx2="http://schemas.microsoft.com/office/drawing/2015/10/21/chartex" xmlns:cx3="http://schemas.microsoft.com/office/drawing/2016/5/9/chartex" xmlns:cx4="http://schemas.microsoft.com/office/drawing/2016/5/10/chartex" xmlns:cx5="http://schemas.microsoft.com/office/drawing/2016/5/11/chartex" xmlns:cx6="http://schemas.microsoft.com/office/drawing/2016/5/12/chartex" xmlns:cx7="http://schemas.microsoft.com/office/drawing/2016/5/13/chartex" xmlns:cx8="http://schemas.microsoft.com/office/drawing/2016/5/14/chartex" xmlns:mc="http://schemas.openxmlformats.org/markup-compatibility/2006" xmlns:aink="http://schemas.microsoft.com/office/drawing/2016/ink" xmlns:am3d="http://schemas.microsoft.com/office/drawing/2017/model3d" xmlns:o="urn:schemas-microsoft-com:office:office" xmlns:r="http://schemas.openxmlformats.org/officeDocument/2006/relationships" xmlns:m="http://schemas.openxmlformats.org/officeDocument/2006/math" xmlns:v="urn:schemas-microsoft-com:vml" xmlns:wp14="http://schemas.microsoft.com/office/word/2010/wordprocessingDrawing" xmlns:wp="http://schemas.openxmlformats.org/drawingml/2006/wordprocessingDrawing" xmlns:w10="urn:schemas-microsoft-com:office:word" xmlns:w="http://schemas.openxmlformats.org/wordprocessingml/2006/main" xmlns:w14="http://schemas.microsoft.com/office/word/2010/wordml" xmlns:w15="http://schemas.microsoft.com/office/word/2012/wordml" xmlns:w16cid="http://schemas.microsoft.com/office/word/2016/wordml/cid" xmlns:w16se="http://schemas.microsoft.com/office/word/2015/wordml/symex" xmlns:wpg="http://schemas.microsoft.com/office/word/2010/wordprocessingGroup" xmlns:wpi="http://schemas.microsoft.com/office/word/2010/wordprocessingInk" xmlns:wne="http://schemas.microsoft.com/office/word/2006/wordml" xmlns:wps="http://schemas.microsoft.com/office/word/2010/wordprocessingShape" mc:Ignorable="w14 w15 w16se w16cid wp14">
+<w:endnotes xmlns:wpc="http://schemas.microsoft.com/office/word/2010/wordprocessingCanvas" xmlns:cx="http://schemas.microsoft.com/office/drawing/2014/chartex" xmlns:cx1="http://schemas.microsoft.com/office/drawing/2015/9/8/chartex" xmlns:cx2="http://schemas.microsoft.com/office/drawing/2015/10/21/chartex" xmlns:cx3="http://schemas.microsoft.com/office/drawing/2016/5/9/chartex" xmlns:cx4="http://schemas.microsoft.com/office/drawing/2016/5/10/chartex" xmlns:cx5="http://schemas.microsoft.com/office/drawing/2016/5/11/chartex" xmlns:cx6="http://schemas.microsoft.com/office/drawing/2016/5/12/chartex" xmlns:cx7="http://schemas.microsoft.com/office/drawing/2016/5/13/chartex" xmlns:cx8="http://schemas.microsoft.com/office/drawing/2016/5/14/chartex" xmlns:mc="http://schemas.openxmlformats.org/markup-compatibility/2006" xmlns:aink="http://schemas.microsoft.com/office/drawing/2016/ink" xmlns:am3d="http://schemas.microsoft.com/office/drawing/2017/model3d" xmlns:o="urn:schemas-microsoft-com:office:office" xmlns:r="http://schemas.openxmlformats.org/officeDocument/2006/relationships" xmlns:m="http://schemas.openxmlformats.org/officeDocument/2006/math" xmlns:v="urn:schemas-microsoft-com:vml" xmlns:wp14="http://schemas.microsoft.com/office/word/2010/wordprocessingDrawing" xmlns:wp="http://schemas.openxmlformats.org/drawingml/2006/wordprocessingDrawing" xmlns:w10="urn:schemas-microsoft-com:office:word" xmlns:w="http://schemas.openxmlformats.org/wordprocessingml/2006/main" xmlns:w14="http://schemas.microsoft.com/office/word/2010/wordml" xmlns:w15="http://schemas.microsoft.com/office/word/2012/wordml" xmlns:w16cex="http://schemas.microsoft.com/office/word/2018/wordml/cex" xmlns:w16cid="http://schemas.microsoft.com/office/word/2016/wordml/cid" xmlns:w16="http://schemas.microsoft.com/office/word/2018/wordml" xmlns:w16se="http://schemas.microsoft.com/office/word/2015/wordml/symex" xmlns:wpg="http://schemas.microsoft.com/office/word/2010/wordprocessingGroup" xmlns:wpi="http://schemas.microsoft.com/office/word/2010/wordprocessingInk" xmlns:wne="http://schemas.microsoft.com/office/word/2006/wordml" xmlns:wps="http://schemas.microsoft.com/office/word/2010/wordprocessingShape" mc:Ignorable="w14 w15 w16se w16cid w16 w16cex wp14">
   <w:endnote w:type="separator" w:id="-1">
     <w:p>
       <w:pPr>
@@ -16538,7 +16493,7 @@
 </file>
 
 <file path=word/footer1.xml><?xml version="1.0" encoding="utf-8"?>
-<w:ftr xmlns:wpc="http://schemas.microsoft.com/office/word/2010/wordprocessingCanvas" xmlns:cx="http://schemas.microsoft.com/office/drawing/2014/chartex" xmlns:cx1="http://schemas.microsoft.com/office/drawing/2015/9/8/chartex" xmlns:cx2="http://schemas.microsoft.com/office/drawing/2015/10/21/chartex" xmlns:cx3="http://schemas.microsoft.com/office/drawing/2016/5/9/chartex" xmlns:cx4="http://schemas.microsoft.com/office/drawing/2016/5/10/chartex" xmlns:cx5="http://schemas.microsoft.com/office/drawing/2016/5/11/chartex" xmlns:cx6="http://schemas.microsoft.com/office/drawing/2016/5/12/chartex" xmlns:cx7="http://schemas.microsoft.com/office/drawing/2016/5/13/chartex" xmlns:cx8="http://schemas.microsoft.com/office/drawing/2016/5/14/chartex" xmlns:mc="http://schemas.openxmlformats.org/markup-compatibility/2006" xmlns:aink="http://schemas.microsoft.com/office/drawing/2016/ink" xmlns:am3d="http://schemas.microsoft.com/office/drawing/2017/model3d" xmlns:o="urn:schemas-microsoft-com:office:office" xmlns:r="http://schemas.openxmlformats.org/officeDocument/2006/relationships" xmlns:m="http://schemas.openxmlformats.org/officeDocument/2006/math" xmlns:v="urn:schemas-microsoft-com:vml" xmlns:wp14="http://schemas.microsoft.com/office/word/2010/wordprocessingDrawing" xmlns:wp="http://schemas.openxmlformats.org/drawingml/2006/wordprocessingDrawing" xmlns:w10="urn:schemas-microsoft-com:office:word" xmlns:w="http://schemas.openxmlformats.org/wordprocessingml/2006/main" xmlns:w14="http://schemas.microsoft.com/office/word/2010/wordml" xmlns:w15="http://schemas.microsoft.com/office/word/2012/wordml" xmlns:w16cid="http://schemas.microsoft.com/office/word/2016/wordml/cid" xmlns:w16se="http://schemas.microsoft.com/office/word/2015/wordml/symex" xmlns:wpg="http://schemas.microsoft.com/office/word/2010/wordprocessingGroup" xmlns:wpi="http://schemas.microsoft.com/office/word/2010/wordprocessingInk" xmlns:wne="http://schemas.microsoft.com/office/word/2006/wordml" xmlns:wps="http://schemas.microsoft.com/office/word/2010/wordprocessingShape" mc:Ignorable="w14 w15 w16se w16cid wp14">
+<w:ftr xmlns:wpc="http://schemas.microsoft.com/office/word/2010/wordprocessingCanvas" xmlns:cx="http://schemas.microsoft.com/office/drawing/2014/chartex" xmlns:cx1="http://schemas.microsoft.com/office/drawing/2015/9/8/chartex" xmlns:cx2="http://schemas.microsoft.com/office/drawing/2015/10/21/chartex" xmlns:cx3="http://schemas.microsoft.com/office/drawing/2016/5/9/chartex" xmlns:cx4="http://schemas.microsoft.com/office/drawing/2016/5/10/chartex" xmlns:cx5="http://schemas.microsoft.com/office/drawing/2016/5/11/chartex" xmlns:cx6="http://schemas.microsoft.com/office/drawing/2016/5/12/chartex" xmlns:cx7="http://schemas.microsoft.com/office/drawing/2016/5/13/chartex" xmlns:cx8="http://schemas.microsoft.com/office/drawing/2016/5/14/chartex" xmlns:mc="http://schemas.openxmlformats.org/markup-compatibility/2006" xmlns:aink="http://schemas.microsoft.com/office/drawing/2016/ink" xmlns:am3d="http://schemas.microsoft.com/office/drawing/2017/model3d" xmlns:o="urn:schemas-microsoft-com:office:office" xmlns:r="http://schemas.openxmlformats.org/officeDocument/2006/relationships" xmlns:m="http://schemas.openxmlformats.org/officeDocument/2006/math" xmlns:v="urn:schemas-microsoft-com:vml" xmlns:wp14="http://schemas.microsoft.com/office/word/2010/wordprocessingDrawing" xmlns:wp="http://schemas.openxmlformats.org/drawingml/2006/wordprocessingDrawing" xmlns:w10="urn:schemas-microsoft-com:office:word" xmlns:w="http://schemas.openxmlformats.org/wordprocessingml/2006/main" xmlns:w14="http://schemas.microsoft.com/office/word/2010/wordml" xmlns:w15="http://schemas.microsoft.com/office/word/2012/wordml" xmlns:w16cex="http://schemas.microsoft.com/office/word/2018/wordml/cex" xmlns:w16cid="http://schemas.microsoft.com/office/word/2016/wordml/cid" xmlns:w16="http://schemas.microsoft.com/office/word/2018/wordml" xmlns:w16se="http://schemas.microsoft.com/office/word/2015/wordml/symex" xmlns:wpg="http://schemas.microsoft.com/office/word/2010/wordprocessingGroup" xmlns:wpi="http://schemas.microsoft.com/office/word/2010/wordprocessingInk" xmlns:wne="http://schemas.microsoft.com/office/word/2006/wordml" xmlns:wps="http://schemas.microsoft.com/office/word/2010/wordprocessingShape" mc:Ignorable="w14 w15 w16se w16cid w16 w16cex wp14">
   <w:p>
     <w:pPr>
       <w:pStyle w:val="Piedepgina"/>
@@ -16675,7 +16630,7 @@
 </file>
 
 <file path=word/footnotes.xml><?xml version="1.0" encoding="utf-8"?>
-<w:footnotes xmlns:wpc="http://schemas.microsoft.com/office/word/2010/wordprocessingCanvas" xmlns:cx="http://schemas.microsoft.com/office/drawing/2014/chartex" xmlns:cx1="http://schemas.microsoft.com/office/drawing/2015/9/8/chartex" xmlns:cx2="http://schemas.microsoft.com/office/drawing/2015/10/21/chartex" xmlns:cx3="http://schemas.microsoft.com/office/drawing/2016/5/9/chartex" xmlns:cx4="http://schemas.microsoft.com/office/drawing/2016/5/10/chartex" xmlns:cx5="http://schemas.microsoft.com/office/drawing/2016/5/11/chartex" xmlns:cx6="http://schemas.microsoft.com/office/drawing/2016/5/12/chartex" xmlns:cx7="http://schemas.microsoft.com/office/drawing/2016/5/13/chartex" xmlns:cx8="http://schemas.microsoft.com/office/drawing/2016/5/14/chartex" xmlns:mc="http://schemas.openxmlformats.org/markup-compatibility/2006" xmlns:aink="http://schemas.microsoft.com/office/drawing/2016/ink" xmlns:am3d="http://schemas.microsoft.com/office/drawing/2017/model3d" xmlns:o="urn:schemas-microsoft-com:office:office" xmlns:r="http://schemas.openxmlformats.org/officeDocument/2006/relationships" xmlns:m="http://schemas.openxmlformats.org/officeDocument/2006/math" xmlns:v="urn:schemas-microsoft-com:vml" xmlns:wp14="http://schemas.microsoft.com/office/word/2010/wordprocessingDrawing" xmlns:wp="http://schemas.openxmlformats.org/drawingml/2006/wordprocessingDrawing" xmlns:w10="urn:schemas-microsoft-com:office:word" xmlns:w="http://schemas.openxmlformats.org/wordprocessingml/2006/main" xmlns:w14="http://schemas.microsoft.com/office/word/2010/wordml" xmlns:w15="http://schemas.microsoft.com/office/word/2012/wordml" xmlns:w16cid="http://schemas.microsoft.com/office/word/2016/wordml/cid" xmlns:w16se="http://schemas.microsoft.com/office/word/2015/wordml/symex" xmlns:wpg="http://schemas.microsoft.com/office/word/2010/wordprocessingGroup" xmlns:wpi="http://schemas.microsoft.com/office/word/2010/wordprocessingInk" xmlns:wne="http://schemas.microsoft.com/office/word/2006/wordml" xmlns:wps="http://schemas.microsoft.com/office/word/2010/wordprocessingShape" mc:Ignorable="w14 w15 w16se w16cid wp14">
+<w:footnotes xmlns:wpc="http://schemas.microsoft.com/office/word/2010/wordprocessingCanvas" xmlns:cx="http://schemas.microsoft.com/office/drawing/2014/chartex" xmlns:cx1="http://schemas.microsoft.com/office/drawing/2015/9/8/chartex" xmlns:cx2="http://schemas.microsoft.com/office/drawing/2015/10/21/chartex" xmlns:cx3="http://schemas.microsoft.com/office/drawing/2016/5/9/chartex" xmlns:cx4="http://schemas.microsoft.com/office/drawing/2016/5/10/chartex" xmlns:cx5="http://schemas.microsoft.com/office/drawing/2016/5/11/chartex" xmlns:cx6="http://schemas.microsoft.com/office/drawing/2016/5/12/chartex" xmlns:cx7="http://schemas.microsoft.com/office/drawing/2016/5/13/chartex" xmlns:cx8="http://schemas.microsoft.com/office/drawing/2016/5/14/chartex" xmlns:mc="http://schemas.openxmlformats.org/markup-compatibility/2006" xmlns:aink="http://schemas.microsoft.com/office/drawing/2016/ink" xmlns:am3d="http://schemas.microsoft.com/office/drawing/2017/model3d" xmlns:o="urn:schemas-microsoft-com:office:office" xmlns:r="http://schemas.openxmlformats.org/officeDocument/2006/relationships" xmlns:m="http://schemas.openxmlformats.org/officeDocument/2006/math" xmlns:v="urn:schemas-microsoft-com:vml" xmlns:wp14="http://schemas.microsoft.com/office/word/2010/wordprocessingDrawing" xmlns:wp="http://schemas.openxmlformats.org/drawingml/2006/wordprocessingDrawing" xmlns:w10="urn:schemas-microsoft-com:office:word" xmlns:w="http://schemas.openxmlformats.org/wordprocessingml/2006/main" xmlns:w14="http://schemas.microsoft.com/office/word/2010/wordml" xmlns:w15="http://schemas.microsoft.com/office/word/2012/wordml" xmlns:w16cex="http://schemas.microsoft.com/office/word/2018/wordml/cex" xmlns:w16cid="http://schemas.microsoft.com/office/word/2016/wordml/cid" xmlns:w16="http://schemas.microsoft.com/office/word/2018/wordml" xmlns:w16se="http://schemas.microsoft.com/office/word/2015/wordml/symex" xmlns:wpg="http://schemas.microsoft.com/office/word/2010/wordprocessingGroup" xmlns:wpi="http://schemas.microsoft.com/office/word/2010/wordprocessingInk" xmlns:wne="http://schemas.microsoft.com/office/word/2006/wordml" xmlns:wps="http://schemas.microsoft.com/office/word/2010/wordprocessingShape" mc:Ignorable="w14 w15 w16se w16cid w16 w16cex wp14">
   <w:footnote w:type="separator" w:id="-1">
     <w:p>
       <w:pPr>
@@ -16700,7 +16655,7 @@
 </file>
 
 <file path=word/header1.xml><?xml version="1.0" encoding="utf-8"?>
-<w:hdr xmlns:wpc="http://schemas.microsoft.com/office/word/2010/wordprocessingCanvas" xmlns:cx="http://schemas.microsoft.com/office/drawing/2014/chartex" xmlns:cx1="http://schemas.microsoft.com/office/drawing/2015/9/8/chartex" xmlns:cx2="http://schemas.microsoft.com/office/drawing/2015/10/21/chartex" xmlns:cx3="http://schemas.microsoft.com/office/drawing/2016/5/9/chartex" xmlns:cx4="http://schemas.microsoft.com/office/drawing/2016/5/10/chartex" xmlns:cx5="http://schemas.microsoft.com/office/drawing/2016/5/11/chartex" xmlns:cx6="http://schemas.microsoft.com/office/drawing/2016/5/12/chartex" xmlns:cx7="http://schemas.microsoft.com/office/drawing/2016/5/13/chartex" xmlns:cx8="http://schemas.microsoft.com/office/drawing/2016/5/14/chartex" xmlns:mc="http://schemas.openxmlformats.org/markup-compatibility/2006" xmlns:aink="http://schemas.microsoft.com/office/drawing/2016/ink" xmlns:am3d="http://schemas.microsoft.com/office/drawing/2017/model3d" xmlns:o="urn:schemas-microsoft-com:office:office" xmlns:r="http://schemas.openxmlformats.org/officeDocument/2006/relationships" xmlns:m="http://schemas.openxmlformats.org/officeDocument/2006/math" xmlns:v="urn:schemas-microsoft-com:vml" xmlns:wp14="http://schemas.microsoft.com/office/word/2010/wordprocessingDrawing" xmlns:wp="http://schemas.openxmlformats.org/drawingml/2006/wordprocessingDrawing" xmlns:w10="urn:schemas-microsoft-com:office:word" xmlns:w="http://schemas.openxmlformats.org/wordprocessingml/2006/main" xmlns:w14="http://schemas.microsoft.com/office/word/2010/wordml" xmlns:w15="http://schemas.microsoft.com/office/word/2012/wordml" xmlns:w16cid="http://schemas.microsoft.com/office/word/2016/wordml/cid" xmlns:w16se="http://schemas.microsoft.com/office/word/2015/wordml/symex" xmlns:wpg="http://schemas.microsoft.com/office/word/2010/wordprocessingGroup" xmlns:wpi="http://schemas.microsoft.com/office/word/2010/wordprocessingInk" xmlns:wne="http://schemas.microsoft.com/office/word/2006/wordml" xmlns:wps="http://schemas.microsoft.com/office/word/2010/wordprocessingShape" mc:Ignorable="w14 w15 w16se w16cid wp14">
+<w:hdr xmlns:wpc="http://schemas.microsoft.com/office/word/2010/wordprocessingCanvas" xmlns:cx="http://schemas.microsoft.com/office/drawing/2014/chartex" xmlns:cx1="http://schemas.microsoft.com/office/drawing/2015/9/8/chartex" xmlns:cx2="http://schemas.microsoft.com/office/drawing/2015/10/21/chartex" xmlns:cx3="http://schemas.microsoft.com/office/drawing/2016/5/9/chartex" xmlns:cx4="http://schemas.microsoft.com/office/drawing/2016/5/10/chartex" xmlns:cx5="http://schemas.microsoft.com/office/drawing/2016/5/11/chartex" xmlns:cx6="http://schemas.microsoft.com/office/drawing/2016/5/12/chartex" xmlns:cx7="http://schemas.microsoft.com/office/drawing/2016/5/13/chartex" xmlns:cx8="http://schemas.microsoft.com/office/drawing/2016/5/14/chartex" xmlns:mc="http://schemas.openxmlformats.org/markup-compatibility/2006" xmlns:aink="http://schemas.microsoft.com/office/drawing/2016/ink" xmlns:am3d="http://schemas.microsoft.com/office/drawing/2017/model3d" xmlns:o="urn:schemas-microsoft-com:office:office" xmlns:r="http://schemas.openxmlformats.org/officeDocument/2006/relationships" xmlns:m="http://schemas.openxmlformats.org/officeDocument/2006/math" xmlns:v="urn:schemas-microsoft-com:vml" xmlns:wp14="http://schemas.microsoft.com/office/word/2010/wordprocessingDrawing" xmlns:wp="http://schemas.openxmlformats.org/drawingml/2006/wordprocessingDrawing" xmlns:w10="urn:schemas-microsoft-com:office:word" xmlns:w="http://schemas.openxmlformats.org/wordprocessingml/2006/main" xmlns:w14="http://schemas.microsoft.com/office/word/2010/wordml" xmlns:w15="http://schemas.microsoft.com/office/word/2012/wordml" xmlns:w16cex="http://schemas.microsoft.com/office/word/2018/wordml/cex" xmlns:w16cid="http://schemas.microsoft.com/office/word/2016/wordml/cid" xmlns:w16="http://schemas.microsoft.com/office/word/2018/wordml" xmlns:w16se="http://schemas.microsoft.com/office/word/2015/wordml/symex" xmlns:wpg="http://schemas.microsoft.com/office/word/2010/wordprocessingGroup" xmlns:wpi="http://schemas.microsoft.com/office/word/2010/wordprocessingInk" xmlns:wne="http://schemas.microsoft.com/office/word/2006/wordml" xmlns:wps="http://schemas.microsoft.com/office/word/2010/wordprocessingShape" mc:Ignorable="w14 w15 w16se w16cid w16 w16cex wp14">
   <w:p>
     <w:pPr>
       <w:pStyle w:val="Encabezado"/>
@@ -16772,7 +16727,7 @@
 </file>
 
 <file path=word/numbering.xml><?xml version="1.0" encoding="utf-8"?>
-<w:numbering xmlns:wpc="http://schemas.microsoft.com/office/word/2010/wordprocessingCanvas" xmlns:cx="http://schemas.microsoft.com/office/drawing/2014/chartex" xmlns:cx1="http://schemas.microsoft.com/office/drawing/2015/9/8/chartex" xmlns:cx2="http://schemas.microsoft.com/office/drawing/2015/10/21/chartex" xmlns:cx3="http://schemas.microsoft.com/office/drawing/2016/5/9/chartex" xmlns:cx4="http://schemas.microsoft.com/office/drawing/2016/5/10/chartex" xmlns:cx5="http://schemas.microsoft.com/office/drawing/2016/5/11/chartex" xmlns:cx6="http://schemas.microsoft.com/office/drawing/2016/5/12/chartex" xmlns:cx7="http://schemas.microsoft.com/office/drawing/2016/5/13/chartex" xmlns:cx8="http://schemas.microsoft.com/office/drawing/2016/5/14/chartex" xmlns:mc="http://schemas.openxmlformats.org/markup-compatibility/2006" xmlns:aink="http://schemas.microsoft.com/office/drawing/2016/ink" xmlns:am3d="http://schemas.microsoft.com/office/drawing/2017/model3d" xmlns:o="urn:schemas-microsoft-com:office:office" xmlns:r="http://schemas.openxmlformats.org/officeDocument/2006/relationships" xmlns:m="http://schemas.openxmlformats.org/officeDocument/2006/math" xmlns:v="urn:schemas-microsoft-com:vml" xmlns:wp14="http://schemas.microsoft.com/office/word/2010/wordprocessingDrawing" xmlns:wp="http://schemas.openxmlformats.org/drawingml/2006/wordprocessingDrawing" xmlns:w10="urn:schemas-microsoft-com:office:word" xmlns:w="http://schemas.openxmlformats.org/wordprocessingml/2006/main" xmlns:w14="http://schemas.microsoft.com/office/word/2010/wordml" xmlns:w15="http://schemas.microsoft.com/office/word/2012/wordml" xmlns:w16cid="http://schemas.microsoft.com/office/word/2016/wordml/cid" xmlns:w16se="http://schemas.microsoft.com/office/word/2015/wordml/symex" xmlns:wpg="http://schemas.microsoft.com/office/word/2010/wordprocessingGroup" xmlns:wpi="http://schemas.microsoft.com/office/word/2010/wordprocessingInk" xmlns:wne="http://schemas.microsoft.com/office/word/2006/wordml" xmlns:wps="http://schemas.microsoft.com/office/word/2010/wordprocessingShape" mc:Ignorable="w14 w15 w16se w16cid wp14">
+<w:numbering xmlns:wpc="http://schemas.microsoft.com/office/word/2010/wordprocessingCanvas" xmlns:cx="http://schemas.microsoft.com/office/drawing/2014/chartex" xmlns:cx1="http://schemas.microsoft.com/office/drawing/2015/9/8/chartex" xmlns:cx2="http://schemas.microsoft.com/office/drawing/2015/10/21/chartex" xmlns:cx3="http://schemas.microsoft.com/office/drawing/2016/5/9/chartex" xmlns:cx4="http://schemas.microsoft.com/office/drawing/2016/5/10/chartex" xmlns:cx5="http://schemas.microsoft.com/office/drawing/2016/5/11/chartex" xmlns:cx6="http://schemas.microsoft.com/office/drawing/2016/5/12/chartex" xmlns:cx7="http://schemas.microsoft.com/office/drawing/2016/5/13/chartex" xmlns:cx8="http://schemas.microsoft.com/office/drawing/2016/5/14/chartex" xmlns:mc="http://schemas.openxmlformats.org/markup-compatibility/2006" xmlns:aink="http://schemas.microsoft.com/office/drawing/2016/ink" xmlns:am3d="http://schemas.microsoft.com/office/drawing/2017/model3d" xmlns:o="urn:schemas-microsoft-com:office:office" xmlns:r="http://schemas.openxmlformats.org/officeDocument/2006/relationships" xmlns:m="http://schemas.openxmlformats.org/officeDocument/2006/math" xmlns:v="urn:schemas-microsoft-com:vml" xmlns:wp14="http://schemas.microsoft.com/office/word/2010/wordprocessingDrawing" xmlns:wp="http://schemas.openxmlformats.org/drawingml/2006/wordprocessingDrawing" xmlns:w10="urn:schemas-microsoft-com:office:word" xmlns:w="http://schemas.openxmlformats.org/wordprocessingml/2006/main" xmlns:w14="http://schemas.microsoft.com/office/word/2010/wordml" xmlns:w15="http://schemas.microsoft.com/office/word/2012/wordml" xmlns:w16cex="http://schemas.microsoft.com/office/word/2018/wordml/cex" xmlns:w16cid="http://schemas.microsoft.com/office/word/2016/wordml/cid" xmlns:w16="http://schemas.microsoft.com/office/word/2018/wordml" xmlns:w16se="http://schemas.microsoft.com/office/word/2015/wordml/symex" xmlns:wpg="http://schemas.microsoft.com/office/word/2010/wordprocessingGroup" xmlns:wpi="http://schemas.microsoft.com/office/word/2010/wordprocessingInk" xmlns:wne="http://schemas.microsoft.com/office/word/2006/wordml" xmlns:wps="http://schemas.microsoft.com/office/word/2010/wordprocessingShape" mc:Ignorable="w14 w15 w16se w16cid w16 w16cex wp14">
   <w:abstractNum w:abstractNumId="0" w15:restartNumberingAfterBreak="0">
     <w:nsid w:val="FFFFFF89"/>
     <w:multiLevelType w:val="singleLevel"/>
@@ -23162,7 +23117,7 @@
 </file>
 
 <file path=word/styles.xml><?xml version="1.0" encoding="utf-8"?>
-<w:styles xmlns:mc="http://schemas.openxmlformats.org/markup-compatibility/2006" xmlns:r="http://schemas.openxmlformats.org/officeDocument/2006/relationships" xmlns:w="http://schemas.openxmlformats.org/wordprocessingml/2006/main" xmlns:w14="http://schemas.microsoft.com/office/word/2010/wordml" xmlns:w15="http://schemas.microsoft.com/office/word/2012/wordml" xmlns:w16cid="http://schemas.microsoft.com/office/word/2016/wordml/cid" xmlns:w16se="http://schemas.microsoft.com/office/word/2015/wordml/symex" mc:Ignorable="w14 w15 w16se w16cid">
+<w:styles xmlns:mc="http://schemas.openxmlformats.org/markup-compatibility/2006" xmlns:r="http://schemas.openxmlformats.org/officeDocument/2006/relationships" xmlns:w="http://schemas.openxmlformats.org/wordprocessingml/2006/main" xmlns:w14="http://schemas.microsoft.com/office/word/2010/wordml" xmlns:w15="http://schemas.microsoft.com/office/word/2012/wordml" xmlns:w16cex="http://schemas.microsoft.com/office/word/2018/wordml/cex" xmlns:w16cid="http://schemas.microsoft.com/office/word/2016/wordml/cid" xmlns:w16="http://schemas.microsoft.com/office/word/2018/wordml" xmlns:w16se="http://schemas.microsoft.com/office/word/2015/wordml/symex" mc:Ignorable="w14 w15 w16se w16cid w16 w16cex">
   <w:docDefaults>
     <w:rPrDefault>
       <w:rPr>
@@ -23172,7 +23127,7 @@
     </w:rPrDefault>
     <w:pPrDefault/>
   </w:docDefaults>
-  <w:latentStyles w:defLockedState="0" w:defUIPriority="99" w:defSemiHidden="0" w:defUnhideWhenUsed="0" w:defQFormat="0" w:count="375">
+  <w:latentStyles w:defLockedState="0" w:defUIPriority="99" w:defSemiHidden="0" w:defUnhideWhenUsed="0" w:defQFormat="0" w:count="376">
     <w:lsdException w:name="Normal" w:uiPriority="0" w:qFormat="1"/>
     <w:lsdException w:name="heading 1" w:uiPriority="9" w:qFormat="1"/>
     <w:lsdException w:name="heading 2" w:semiHidden="1" w:uiPriority="9" w:unhideWhenUsed="1" w:qFormat="1"/>
@@ -23278,7 +23233,6 @@
     <w:lsdException w:name="HTML Sample" w:semiHidden="1" w:unhideWhenUsed="1"/>
     <w:lsdException w:name="HTML Typewriter" w:semiHidden="1" w:unhideWhenUsed="1"/>
     <w:lsdException w:name="HTML Variable" w:semiHidden="1" w:unhideWhenUsed="1"/>
-    <w:lsdException w:name="Normal Table" w:semiHidden="1" w:unhideWhenUsed="1"/>
     <w:lsdException w:name="annotation subject" w:semiHidden="1" w:unhideWhenUsed="1"/>
     <w:lsdException w:name="No List" w:semiHidden="1" w:unhideWhenUsed="1"/>
     <w:lsdException w:name="Outline List 1" w:semiHidden="1" w:unhideWhenUsed="1"/>
@@ -23325,10 +23279,8 @@
     <w:lsdException w:name="Table Subtle 2" w:semiHidden="1" w:unhideWhenUsed="1"/>
     <w:lsdException w:name="Table Web 1" w:semiHidden="1" w:unhideWhenUsed="1"/>
     <w:lsdException w:name="Table Web 2" w:semiHidden="1" w:unhideWhenUsed="1"/>
-    <w:lsdException w:name="Table Web 3" w:semiHidden="1" w:unhideWhenUsed="1"/>
     <w:lsdException w:name="Balloon Text" w:semiHidden="1" w:unhideWhenUsed="1"/>
     <w:lsdException w:name="Table Grid" w:uiPriority="39"/>
-    <w:lsdException w:name="Table Theme" w:semiHidden="1" w:unhideWhenUsed="1"/>
     <w:lsdException w:name="Placeholder Text" w:semiHidden="1"/>
     <w:lsdException w:name="No Spacing" w:uiPriority="1" w:qFormat="1"/>
     <w:lsdException w:name="Light Shading" w:uiPriority="60"/>
@@ -23548,6 +23500,7 @@
     <w:lsdException w:name="Smart Hyperlink" w:semiHidden="1" w:unhideWhenUsed="1"/>
     <w:lsdException w:name="Hashtag" w:semiHidden="1" w:unhideWhenUsed="1"/>
     <w:lsdException w:name="Unresolved Mention" w:semiHidden="1" w:unhideWhenUsed="1"/>
+    <w:lsdException w:name="Smart Link" w:semiHidden="1" w:unhideWhenUsed="1"/>
   </w:latentStyles>
   <w:style w:type="paragraph" w:default="1" w:styleId="Normal">
     <w:name w:val="Normal"/>
@@ -24870,7 +24823,12 @@
 </file>
 
 <file path=customXml/item1.xml><?xml version="1.0" encoding="utf-8"?>
-<b:Sources xmlns:b="http://schemas.openxmlformats.org/officeDocument/2006/bibliography" xmlns="http://schemas.openxmlformats.org/officeDocument/2006/bibliography" SelectedStyle="\APASixthEditionOfficeOnline.xsl" StyleName="APA" Version="6"/>
+<?mso-contentType ?>
+<FormTemplates xmlns="http://schemas.microsoft.com/sharepoint/v3/contenttype/forms">
+  <Display>DocumentLibraryForm</Display>
+  <Edit>DocumentLibraryForm</Edit>
+  <New>DocumentLibraryForm</New>
+</FormTemplates>
 </file>
 
 <file path=customXml/item2.xml><?xml version="1.0" encoding="utf-8"?>
@@ -25109,12 +25067,7 @@
 </file>
 
 <file path=customXml/item3.xml><?xml version="1.0" encoding="utf-8"?>
-<?mso-contentType ?>
-<FormTemplates xmlns="http://schemas.microsoft.com/sharepoint/v3/contenttype/forms">
-  <Display>DocumentLibraryForm</Display>
-  <Edit>DocumentLibraryForm</Edit>
-  <New>DocumentLibraryForm</New>
-</FormTemplates>
+<b:Sources xmlns:b="http://schemas.openxmlformats.org/officeDocument/2006/bibliography" xmlns="http://schemas.openxmlformats.org/officeDocument/2006/bibliography" SelectedStyle="\APASixthEditionOfficeOnline.xsl" StyleName="APA" Version="6"/>
 </file>
 
 <file path=customXml/item4.xml><?xml version="1.0" encoding="utf-8"?>
@@ -25129,6 +25082,33 @@
 </file>
 
 <file path=customXml/itemProps1.xml><?xml version="1.0" encoding="utf-8"?>
+<ds:datastoreItem xmlns:ds="http://schemas.openxmlformats.org/officeDocument/2006/customXml" ds:itemID="{F1B93C37-95CD-43D7-A375-53BE557413C4}">
+  <ds:schemaRefs>
+    <ds:schemaRef ds:uri="http://schemas.microsoft.com/sharepoint/v3/contenttype/forms"/>
+  </ds:schemaRefs>
+</ds:datastoreItem>
+</file>
+
+<file path=customXml/itemProps2.xml><?xml version="1.0" encoding="utf-8"?>
+<ds:datastoreItem xmlns:ds="http://schemas.openxmlformats.org/officeDocument/2006/customXml" ds:itemID="{4661CE9B-1F12-47D2-8D50-E71BFAB1FB07}">
+  <ds:schemaRefs>
+    <ds:schemaRef ds:uri="http://schemas.microsoft.com/office/2006/metadata/contentType"/>
+    <ds:schemaRef ds:uri="http://schemas.microsoft.com/office/2006/metadata/properties/metaAttributes"/>
+    <ds:schemaRef ds:uri="http://www.w3.org/2001/XMLSchema"/>
+    <ds:schemaRef ds:uri="http://schemas.microsoft.com/office/2006/metadata/properties"/>
+    <ds:schemaRef ds:uri="13c90a0b-73bc-4dc0-be5f-28d77b615beb"/>
+    <ds:schemaRef ds:uri="13c93bba-48ce-428c-bfe5-88b42c19b028"/>
+    <ds:schemaRef ds:uri="http://schemas.microsoft.com/office/2006/documentManagement/types"/>
+    <ds:schemaRef ds:uri="http://schemas.microsoft.com/office/infopath/2007/PartnerControls"/>
+    <ds:schemaRef ds:uri="http://schemas.openxmlformats.org/package/2006/metadata/core-properties"/>
+    <ds:schemaRef ds:uri="http://purl.org/dc/elements/1.1/"/>
+    <ds:schemaRef ds:uri="http://purl.org/dc/terms/"/>
+    <ds:schemaRef ds:uri="http://schemas.microsoft.com/internal/obd"/>
+  </ds:schemaRefs>
+</ds:datastoreItem>
+</file>
+
+<file path=customXml/itemProps3.xml><?xml version="1.0" encoding="utf-8"?>
 <ds:datastoreItem xmlns:ds="http://schemas.openxmlformats.org/officeDocument/2006/customXml" ds:itemID="{06440E1A-A398-49A9-923D-140E08402F5E}">
   <ds:schemaRefs>
     <ds:schemaRef ds:uri="http://schemas.openxmlformats.org/officeDocument/2006/bibliography"/>
@@ -25136,14 +25116,13 @@
 </ds:datastoreItem>
 </file>
 
-<file path=customXml/itemProps2.xml><?xml version="1.0" encoding="utf-8"?>
-<ds:datastoreItem xmlns:ds="http://schemas.openxmlformats.org/officeDocument/2006/customXml" ds:itemID="{4661CE9B-1F12-47D2-8D50-E71BFAB1FB07}"/>
-</file>
-
-<file path=customXml/itemProps3.xml><?xml version="1.0" encoding="utf-8"?>
-<ds:datastoreItem xmlns:ds="http://schemas.openxmlformats.org/officeDocument/2006/customXml" ds:itemID="{F1B93C37-95CD-43D7-A375-53BE557413C4}"/>
-</file>
-
 <file path=customXml/itemProps4.xml><?xml version="1.0" encoding="utf-8"?>
-<ds:datastoreItem xmlns:ds="http://schemas.openxmlformats.org/officeDocument/2006/customXml" ds:itemID="{E258F3A1-F831-4EAE-AA05-F5839B70E02C}"/>
+<ds:datastoreItem xmlns:ds="http://schemas.openxmlformats.org/officeDocument/2006/customXml" ds:itemID="{E258F3A1-F831-4EAE-AA05-F5839B70E02C}">
+  <ds:schemaRefs>
+    <ds:schemaRef ds:uri="http://schemas.microsoft.com/office/2006/metadata/properties"/>
+    <ds:schemaRef ds:uri="http://schemas.microsoft.com/office/infopath/2007/PartnerControls"/>
+    <ds:schemaRef ds:uri="13c90a0b-73bc-4dc0-be5f-28d77b615beb"/>
+    <ds:schemaRef ds:uri="13c93bba-48ce-428c-bfe5-88b42c19b028"/>
+  </ds:schemaRefs>
+</ds:datastoreItem>
 </file>